--- a/output/2026-05-29 - Technical test PRO-003_translated.docx
+++ b/output/2026-05-29 - Technical test PRO-003_translated.docx
@@ -4,31 +4,83 @@
   <w:body>
     <w:p>
       <w:pPr>
-        <w:spacing w:before="709" w:after="0"/>
-        <w:ind w:left="2280"/>
-        <w:jc w:val="left"/>
-      </w:pPr>
-      <w:r>
-        <w:rPr>
-          <w:rFonts w:ascii="Calibri" w:hAnsi="Calibri" w:cs="Calibri" w:eastAsia="Calibri"/>
-          <w:b w:val="off"/>
-          <w:i w:val="off"/>
-          <w:sz w:val="22"/>
-          <w:color w:val="000000"/>
-        </w:rPr>
-        <w:t>GJVR/MXNG/1001307073/20240070</w:t>
+        <w:spacing w:before="714" w:after="0"/>
+        <w:ind w:left="2275"/>
+      </w:pPr>
+      <w:r>
+        <w:rPr>
+          <w:rFonts w:ascii="Calibri" w:hAnsi="Calibri" w:cs="Calibri" w:eastAsia="Calibri"/>
+          <w:b w:val="off"/>
+          <w:i w:val="off"/>
+          <w:sz w:val="22"/>
+          <w:color w:val="000000"/>
+        </w:rPr>
+        <w:t space="preserve">GJVR/MXNG/1001307073/20240070</w:t>
+      </w:r>
+      <w:r>
+        <w:t xml:space="preserve" space="preserve">               </w:t>
+      </w:r>
+      <w:r>
+        <w:rPr>
+          <w:rFonts w:ascii="Calibri" w:hAnsi="Calibri" w:cs="Calibri" w:eastAsia="Calibri"/>
+          <w:b w:val="on"/>
+          <w:i w:val="off"/>
+          <w:sz w:val="48"/>
+          <w:color w:val="000000"/>
+        </w:rPr>
+        <w:t space="preserve">NORTON</w:t>
+      </w:r>
+      <w:r>
+        <w:rPr>
+          <w:rFonts w:ascii="Calibri" w:hAnsi="Calibri" w:cs="Calibri" w:eastAsia="Calibri"/>
+          <w:b w:val="on"/>
+          <w:i w:val="off"/>
+          <w:sz w:val="48"/>
+          <w:color w:val="000000"/>
+        </w:rPr>
+        <w:t xml:space="preserve" space="preserve"> </w:t>
+      </w:r>
+      <w:r>
+        <w:rPr>
+          <w:rFonts w:ascii="Calibri" w:hAnsi="Calibri" w:cs="Calibri" w:eastAsia="Calibri"/>
+          <w:b w:val="on"/>
+          <w:i w:val="off"/>
+          <w:sz w:val="48"/>
+          <w:color w:val="000000"/>
+        </w:rPr>
+        <w:t space="preserve">ROSE</w:t>
+      </w:r>
+      <w:r>
+        <w:rPr>
+          <w:rFonts w:ascii="Calibri" w:hAnsi="Calibri" w:cs="Calibri" w:eastAsia="Calibri"/>
+          <w:b w:val="on"/>
+          <w:i w:val="off"/>
+          <w:sz w:val="48"/>
+          <w:color w:val="000000"/>
+        </w:rPr>
+        <w:t xml:space="preserve" space="preserve"> </w:t>
+      </w:r>
+      <w:r>
+        <w:rPr>
+          <w:rFonts w:ascii="Calibri" w:hAnsi="Calibri" w:cs="Calibri" w:eastAsia="Calibri"/>
+          <w:b w:val="on"/>
+          <w:i w:val="off"/>
+          <w:sz w:val="48"/>
+          <w:color w:val="000000"/>
+        </w:rPr>
+        <w:t space="preserve">FULBRIGHT</w:t>
       </w:r>
       <w:r>
         <w:drawing>
           <wp:anchor simplePos="false" relativeHeight="251658240" behindDoc="true" locked="false" layoutInCell="true" allowOverlap="true" distT="0" distB="0" distL="0" distR="0">
             <wp:simplePos x="0" y="0"/>
             <wp:positionH relativeFrom="page">
-              <wp:posOffset>510847</wp:posOffset>
+              <wp:posOffset>564125</wp:posOffset>
             </wp:positionH>
             <wp:positionV relativeFrom="page">
-              <wp:posOffset>484984</wp:posOffset>
+              <wp:posOffset>487853</wp:posOffset>
             </wp:positionV>
-            <wp:extent cx="1308100" cy="1358900"/>
+            <wp:extent cx="1244600" cy="1282700"/>
             <wp:wrapNone/>
             <wp:docPr id="0" name="Drawing 0"/>
             <wp:cNvGraphicFramePr/>
@@ -50,7 +102,7 @@
                   <pic:spPr>
                     <a:xfrm>
                       <a:off x="0" y="0"/>
-                      <a:ext cx="1308100" cy="1358900"/>
+                      <a:ext cx="1244600" cy="1282700"/>
                     </a:xfrm>
                     <a:prstGeom prst="rect">
                       <a:avLst/>
@@ -65,99 +117,122 @@
     </w:p>
     <w:p>
       <w:pPr>
-        <w:spacing w:before="0" w:after="0"/>
-        <w:ind w:left="6806"/>
-        <w:jc w:val="center"/>
-      </w:pPr>
-      <w:r>
-        <w:rPr>
-          <w:rFonts w:ascii="Calibri" w:hAnsi="Calibri" w:cs="Calibri" w:eastAsia="Calibri"/>
-          <w:b w:val="on"/>
-          <w:i w:val="off"/>
-          <w:sz w:val="48"/>
-          <w:color w:val="000000"/>
-        </w:rPr>
-        <w:t>NORTON ROSE FULBRIGHT</w:t>
-      </w:r>
-    </w:p>
-    <w:p>
-      <w:pPr>
-        <w:spacing w:before="325" w:after="0"/>
+        <w:spacing w:before="483" w:after="0"/>
         <w:ind w:left="6796"/>
-        <w:jc w:val="center"/>
-      </w:pPr>
-      <w:r>
-        <w:rPr>
-          <w:rFonts w:ascii="Calibri" w:hAnsi="Calibri" w:cs="Calibri" w:eastAsia="Calibri"/>
-          <w:b w:val="off"/>
-          <w:i w:val="off"/>
-          <w:sz w:val="20"/>
-          <w:color w:val="000000"/>
-        </w:rPr>
-        <w:t>Norton Rose Fulbright LLP Advocaten, Notarissen &amp; Solicitors 2Amsterdam, 15ª planta Eduard Van Beinumstraat 34 1077 CZ Amsterdam PO Box 94142, 1090 GC Amsterdam Países Bajos</w:t>
+      </w:pPr>
+      <w:r>
+        <w:rPr>
+          <w:rFonts w:ascii="Calibri" w:hAnsi="Calibri" w:cs="Calibri" w:eastAsia="Calibri"/>
+          <w:b w:val="off"/>
+          <w:i w:val="off"/>
+          <w:sz w:val="20"/>
+          <w:color w:val="000000"/>
+        </w:rPr>
+        <w:t xml:space="preserve" space="preserve">Norton Rose Fulbright LLP </w:t>
+      </w:r>
+      <w:r>
+        <w:rPr>
+          <w:rFonts w:ascii="Calibri" w:hAnsi="Calibri" w:cs="Calibri" w:eastAsia="Calibri"/>
+          <w:b w:val="on"/>
+          <w:i w:val="off"/>
+          <w:sz w:val="20"/>
+          <w:color w:val="000000"/>
+        </w:rPr>
+        <w:t space="preserve">Abogados, Notarios y</w:t>
+      </w:r>
+      <w:r>
+        <w:rPr>
+          <w:rFonts w:ascii="Calibri" w:hAnsi="Calibri" w:cs="Calibri" w:eastAsia="Calibri"/>
+          <w:b w:val="off"/>
+          <w:i w:val="off"/>
+          <w:sz w:val="20"/>
+          <w:color w:val="000000"/>
+        </w:rPr>
+        <w:t xml:space="preserve" space="preserve"> </w:t>
+      </w:r>
+      <w:r>
+        <w:rPr>
+          <w:rFonts w:ascii="Calibri" w:hAnsi="Calibri" w:cs="Calibri" w:eastAsia="Calibri"/>
+          <w:b w:val="on"/>
+          <w:i w:val="off"/>
+          <w:sz w:val="20"/>
+          <w:color w:val="000000"/>
+        </w:rPr>
+        <w:t space="preserve">Solicitors</w:t>
+      </w:r>
+      <w:r>
+        <w:rPr>
+          <w:rFonts w:ascii="Calibri" w:hAnsi="Calibri" w:cs="Calibri" w:eastAsia="Calibri"/>
+          <w:b w:val="off"/>
+          <w:i w:val="off"/>
+          <w:sz w:val="20"/>
+          <w:color w:val="000000"/>
+        </w:rPr>
+        <w:t xml:space="preserve" space="preserve"> 2Ámsterdam, planta 15 Eduard Van Beinumstraat 34 1077 CZ Ámsterdam Apartado de correos 94142, 1090 GC Ámsterdam Países Bajos</w:t>
       </w:r>
     </w:p>
     <w:p>
       <w:pPr>
         <w:spacing w:before="1709" w:after="0"/>
         <w:ind w:left="2275"/>
-        <w:jc w:val="left"/>
-      </w:pPr>
-      <w:r>
-        <w:rPr>
-          <w:rFonts w:ascii="Calibri" w:hAnsi="Calibri" w:cs="Calibri" w:eastAsia="Calibri"/>
-          <w:b w:val="off"/>
-          <w:i w:val="off"/>
-          <w:sz w:val="20"/>
-          <w:color w:val="000000"/>
-        </w:rPr>
-        <w:t>EXPEDIDO PARA COPIA VERÍDICA de conformidad con el artículo 49, apartado 3, de la Ley del Notariado de Derecho Civil de los Países Bajos (Wet op het Notarisambt) de un documento que se utilizó en un cierre en nuestra oficina el 6 de enero de 2025, por mí, Geert-Jan van Rijthoven, notario de derecho civil en Ámsterdam, Países Bajos.</w:t>
-      </w:r>
-    </w:p>
-    <w:p>
-      <w:pPr>
-        <w:spacing w:before="398" w:after="0"/>
-        <w:ind w:left="2280"/>
-        <w:jc w:val="left"/>
-      </w:pPr>
-      <w:r>
-        <w:rPr>
-          <w:rFonts w:ascii="Calibri" w:hAnsi="Calibri" w:cs="Calibri" w:eastAsia="Calibri"/>
-          <w:b w:val="off"/>
-          <w:i w:val="off"/>
-          <w:sz w:val="22"/>
-          <w:color w:val="000000"/>
-        </w:rPr>
-        <w:t>Esta declaración no contiene explícitamente ningún juicio sobre el contenido de este documento.</w:t>
-      </w:r>
-    </w:p>
-    <w:p>
-      <w:pPr>
-        <w:spacing w:before="399" w:after="0"/>
-        <w:ind w:left="2280"/>
-        <w:jc w:val="left"/>
-      </w:pPr>
-      <w:r>
-        <w:rPr>
-          <w:rFonts w:ascii="Calibri" w:hAnsi="Calibri" w:cs="Calibri" w:eastAsia="Calibri"/>
-          <w:b w:val="off"/>
-          <w:i w:val="off"/>
-          <w:sz w:val="22"/>
-          <w:color w:val="000000"/>
-        </w:rPr>
-        <w:t>Amsterdam, Países Bajos, 7 de mayo de 2026.</w:t>
+      </w:pPr>
+      <w:r>
+        <w:rPr>
+          <w:rFonts w:ascii="Calibri" w:hAnsi="Calibri" w:cs="Calibri" w:eastAsia="Calibri"/>
+          <w:b w:val="off"/>
+          <w:i w:val="off"/>
+          <w:sz w:val="20"/>
+          <w:color w:val="000000"/>
+        </w:rPr>
+        <w:t xml:space="preserve" space="preserve">CERTIFICADO DE CONFORMIDAD, de conformidad con el artículo 49, apartado 3, de la Ley de Notarios </w:t>
+      </w:r>
+      <w:r>
+        <w:rPr>
+          <w:rFonts w:ascii="Calibri" w:hAnsi="Calibri" w:cs="Calibri" w:eastAsia="Calibri"/>
+          <w:b w:val="off"/>
+          <w:i w:val="on"/>
+          <w:sz w:val="20"/>
+          <w:color w:val="000000"/>
+        </w:rPr>
+        <w:t space="preserve">(Wet op het Notarisambt)</w:t>
+      </w:r>
+      <w:r>
+        <w:rPr>
+          <w:rFonts w:ascii="Calibri" w:hAnsi="Calibri" w:cs="Calibri" w:eastAsia="Calibri"/>
+          <w:b w:val="off"/>
+          <w:i w:val="off"/>
+          <w:sz w:val="20"/>
+          <w:color w:val="000000"/>
+        </w:rPr>
+        <w:t xml:space="preserve" space="preserve"> de los Países Bajos, de un documento que se utilizó en una formalización celebrada en nuestro despacho el 6 de enero de 2025, por mí, Geert-Jan van Rijthoven, notario de Ámsterdam, Países Bajos. La presente declaración no contiene, en modo alguno, juicio alguno sobre el contenido de dicho documento.</w:t>
+      </w:r>
+    </w:p>
+    <w:p>
+      <w:pPr>
+        <w:spacing w:before="403" w:after="0"/>
+        <w:ind w:left="2275"/>
+      </w:pPr>
+      <w:r>
+        <w:rPr>
+          <w:rFonts w:ascii="Calibri" w:hAnsi="Calibri" w:cs="Calibri" w:eastAsia="Calibri"/>
+          <w:b w:val="off"/>
+          <w:i w:val="off"/>
+          <w:sz w:val="22"/>
+          <w:color w:val="000000"/>
+        </w:rPr>
+        <w:t space="preserve">Ámsterdam, Países Bajos, 7 de mayo de 2026.</w:t>
       </w:r>
       <w:r>
         <w:drawing>
           <wp:anchor simplePos="false" relativeHeight="251658240" behindDoc="true" locked="false" layoutInCell="true" allowOverlap="true" distT="0" distB="0" distL="0" distR="0">
             <wp:simplePos x="0" y="0"/>
             <wp:positionH relativeFrom="page">
-              <wp:posOffset>1400912</wp:posOffset>
+              <wp:posOffset>1454190</wp:posOffset>
             </wp:positionH>
             <wp:positionV relativeFrom="page">
-              <wp:posOffset>4726443</wp:posOffset>
+              <wp:posOffset>4775228</wp:posOffset>
             </wp:positionV>
-            <wp:extent cx="2070100" cy="1892300"/>
+            <wp:extent cx="1930400" cy="1765300"/>
             <wp:wrapNone/>
             <wp:docPr id="1" name="Drawing 1"/>
             <wp:cNvGraphicFramePr/>
@@ -179,7 +254,7 @@
                   <pic:spPr>
                     <a:xfrm>
                       <a:off x="0" y="0"/>
-                      <a:ext cx="2070100" cy="1892300"/>
+                      <a:ext cx="1930400" cy="1765300"/>
                     </a:xfrm>
                     <a:prstGeom prst="rect">
                       <a:avLst/>
@@ -196,12 +271,12 @@
           <wp:anchor simplePos="false" relativeHeight="251658240" behindDoc="true" locked="false" layoutInCell="true" allowOverlap="true" distT="0" distB="0" distL="0" distR="0">
             <wp:simplePos x="0" y="0"/>
             <wp:positionH relativeFrom="page">
-              <wp:posOffset>2391266</wp:posOffset>
+              <wp:posOffset>2444545</wp:posOffset>
             </wp:positionH>
             <wp:positionV relativeFrom="page">
-              <wp:posOffset>5369262</wp:posOffset>
+              <wp:posOffset>5418048</wp:posOffset>
             </wp:positionV>
-            <wp:extent cx="4711700" cy="2616200"/>
+            <wp:extent cx="4559300" cy="2476500"/>
             <wp:wrapNone/>
             <wp:docPr id="2" name="Drawing 2"/>
             <wp:cNvGraphicFramePr/>
@@ -223,7 +298,7 @@
                   <pic:spPr>
                     <a:xfrm>
                       <a:off x="0" y="0"/>
-                      <a:ext cx="4711700" cy="2616200"/>
+                      <a:ext cx="4559300" cy="2476500"/>
                     </a:xfrm>
                     <a:prstGeom prst="rect">
                       <a:avLst/>
@@ -240,17 +315,16 @@
       <w:pPr>
         <w:spacing w:before="7741" w:after="0"/>
         <w:ind w:left="11292"/>
-        <w:jc w:val="right"/>
-      </w:pPr>
-      <w:r>
-        <w:rPr>
-          <w:rFonts w:ascii="Calibri" w:hAnsi="Calibri" w:cs="Calibri" w:eastAsia="Calibri"/>
-          <w:b w:val="off"/>
-          <w:i w:val="off"/>
-          <w:sz w:val="22"/>
-          <w:color w:val="000000"/>
-        </w:rPr>
-        <w:t>1</w:t>
+      </w:pPr>
+      <w:r>
+        <w:rPr>
+          <w:rFonts w:ascii="Calibri" w:hAnsi="Calibri" w:cs="Calibri" w:eastAsia="Calibri"/>
+          <w:b w:val="off"/>
+          <w:i w:val="off"/>
+          <w:sz w:val="22"/>
+          <w:color w:val="000000"/>
+        </w:rPr>
+        <w:t space="preserve">1</w:t>
       </w:r>
     </w:p>
     <w:p>
@@ -262,7 +336,6 @@
       <w:pPr>
         <w:spacing w:before="1152" w:after="0"/>
         <w:ind w:left="3346"/>
-        <w:jc w:val="left"/>
       </w:pPr>
       <w:r>
         <w:rPr>
@@ -272,206 +345,205 @@
           <w:sz w:val="48"/>
           <w:color w:val="000000"/>
         </w:rPr>
-        <w:t>APOSTILLA</w:t>
+        <w:t space="preserve">APOSTILLA</w:t>
       </w:r>
     </w:p>
     <w:p>
       <w:pPr>
         <w:spacing w:before="145" w:after="0"/>
         <w:ind w:left="2314"/>
-        <w:jc w:val="left"/>
-      </w:pPr>
-      <w:r>
-        <w:rPr>
-          <w:rFonts w:ascii="Calibri" w:hAnsi="Calibri" w:cs="Calibri" w:eastAsia="Calibri"/>
-          <w:b w:val="off"/>
-          <w:i w:val="off"/>
-          <w:sz w:val="22"/>
-          <w:color w:val="000000"/>
-        </w:rPr>
-        <w:t>(Convenio de La Haya de 5 de octubre de 1961)</w:t>
+      </w:pPr>
+      <w:r>
+        <w:rPr>
+          <w:rFonts w:ascii="Calibri" w:hAnsi="Calibri" w:cs="Calibri" w:eastAsia="Calibri"/>
+          <w:b w:val="off"/>
+          <w:i w:val="off"/>
+          <w:sz w:val="22"/>
+          <w:color w:val="000000"/>
+        </w:rPr>
+        <w:t space="preserve">(Convenio de La Haya de 5 de octubre de 1961)</w:t>
       </w:r>
     </w:p>
     <w:p>
       <w:pPr>
         <w:spacing w:before="86" w:after="0"/>
         <w:ind w:left="1890"/>
-        <w:jc w:val="left"/>
-      </w:pPr>
-      <w:r>
-        <w:rPr>
-          <w:rFonts w:ascii="Calibri" w:hAnsi="Calibri" w:cs="Calibri" w:eastAsia="Calibri"/>
-          <w:b w:val="off"/>
-          <w:i w:val="off"/>
-          <w:sz w:val="22"/>
-          <w:color w:val="000000"/>
-        </w:rPr>
-        <w:t>1. País: PAÍSES BAJOS</w:t>
+      </w:pPr>
+      <w:r>
+        <w:rPr>
+          <w:rFonts w:ascii="Calibri" w:hAnsi="Calibri" w:cs="Calibri" w:eastAsia="Calibri"/>
+          <w:b w:val="off"/>
+          <w:i w:val="off"/>
+          <w:sz w:val="22"/>
+          <w:color w:val="000000"/>
+        </w:rPr>
+        <w:t space="preserve">1. País: PAÍSES BAJOS</w:t>
       </w:r>
     </w:p>
     <w:p>
       <w:pPr>
         <w:spacing w:before="0" w:after="0"/>
         <w:ind w:left="2230"/>
-        <w:jc w:val="left"/>
-      </w:pPr>
-      <w:r>
-        <w:rPr>
-          <w:rFonts w:ascii="Calibri" w:hAnsi="Calibri" w:cs="Calibri" w:eastAsia="Calibri"/>
-          <w:b w:val="off"/>
-          <w:i w:val="off"/>
-          <w:sz w:val="22"/>
-          <w:color w:val="000000"/>
-        </w:rPr>
-        <w:t>Este documento público</w:t>
+      </w:pPr>
+      <w:r>
+        <w:rPr>
+          <w:rFonts w:ascii="Calibri" w:hAnsi="Calibri" w:cs="Calibri" w:eastAsia="Calibri"/>
+          <w:b w:val="off"/>
+          <w:i w:val="off"/>
+          <w:sz w:val="22"/>
+          <w:color w:val="000000"/>
+        </w:rPr>
+        <w:t space="preserve">Este documento público</w:t>
       </w:r>
     </w:p>
     <w:p>
       <w:pPr>
         <w:spacing w:before="0" w:after="0"/>
         <w:ind w:left="1870"/>
-        <w:jc w:val="left"/>
-      </w:pPr>
-      <w:r>
-        <w:rPr>
-          <w:rFonts w:ascii="Calibri" w:hAnsi="Calibri" w:cs="Calibri" w:eastAsia="Calibri"/>
-          <w:b w:val="off"/>
-          <w:i w:val="off"/>
-          <w:sz w:val="22"/>
-          <w:color w:val="000000"/>
-        </w:rPr>
-        <w:t>2. ha sido firmado por el Sr. G.J. van Rijthoven</w:t>
+      </w:pPr>
+      <w:r>
+        <w:rPr>
+          <w:rFonts w:ascii="Calibri" w:hAnsi="Calibri" w:cs="Calibri" w:eastAsia="Calibri"/>
+          <w:b w:val="off"/>
+          <w:i w:val="off"/>
+          <w:sz w:val="22"/>
+          <w:color w:val="000000"/>
+        </w:rPr>
+        <w:t space="preserve">2. Ha sido firmado por el Sr. G.J. van Rijthoven</w:t>
       </w:r>
     </w:p>
     <w:p>
       <w:pPr>
         <w:spacing w:before="0" w:after="0"/>
         <w:ind w:left="1865"/>
-        <w:jc w:val="left"/>
-      </w:pPr>
-      <w:r>
-        <w:rPr>
-          <w:rFonts w:ascii="Calibri" w:hAnsi="Calibri" w:cs="Calibri" w:eastAsia="Calibri"/>
-          <w:b w:val="off"/>
-          <w:i w:val="off"/>
-          <w:sz w:val="22"/>
-          <w:color w:val="000000"/>
-        </w:rPr>
-        <w:t>3. actuar en calidad de notario en Amsterdam</w:t>
+      </w:pPr>
+      <w:r>
+        <w:rPr>
+          <w:rFonts w:ascii="Calibri" w:hAnsi="Calibri" w:cs="Calibri" w:eastAsia="Calibri"/>
+          <w:b w:val="off"/>
+          <w:i w:val="off"/>
+          <w:sz w:val="22"/>
+          <w:color w:val="000000"/>
+        </w:rPr>
+        <w:t space="preserve">3. ejercer como notario en Ámsterdam</w:t>
       </w:r>
     </w:p>
     <w:p>
       <w:pPr>
         <w:spacing w:before="0" w:after="0"/>
         <w:ind w:left="1875"/>
-        <w:jc w:val="left"/>
-      </w:pPr>
-      <w:r>
-        <w:rPr>
-          <w:rFonts w:ascii="Calibri" w:hAnsi="Calibri" w:cs="Calibri" w:eastAsia="Calibri"/>
-          <w:b w:val="off"/>
-          <w:i w:val="off"/>
-          <w:sz w:val="22"/>
-          <w:color w:val="000000"/>
-        </w:rPr>
-        <w:t>4. lleva el sello de dicho notario</w:t>
+      </w:pPr>
+      <w:r>
+        <w:rPr>
+          <w:rFonts w:ascii="Calibri" w:hAnsi="Calibri" w:cs="Calibri" w:eastAsia="Calibri"/>
+          <w:b w:val="off"/>
+          <w:i w:val="off"/>
+          <w:sz w:val="22"/>
+          <w:color w:val="000000"/>
+        </w:rPr>
+        <w:t space="preserve">4. lleva el sello del notario mencionado</w:t>
       </w:r>
     </w:p>
     <w:p>
       <w:pPr>
         <w:spacing w:before="140" w:after="0"/>
-        <w:ind w:left="3657"/>
-        <w:jc w:val="left"/>
-      </w:pPr>
-      <w:r>
-        <w:rPr>
-          <w:rFonts w:ascii="Calibri" w:hAnsi="Calibri" w:cs="Calibri" w:eastAsia="Calibri"/>
-          <w:b w:val="off"/>
-          <w:i w:val="off"/>
-          <w:sz w:val="22"/>
-          <w:color w:val="000000"/>
-        </w:rPr>
-        <w:t>Certificado</w:t>
+        <w:ind w:left="3652"/>
+      </w:pPr>
+      <w:r>
+        <w:rPr>
+          <w:rFonts w:ascii="Calibri" w:hAnsi="Calibri" w:cs="Calibri" w:eastAsia="Calibri"/>
+          <w:b w:val="off"/>
+          <w:i w:val="off"/>
+          <w:sz w:val="22"/>
+          <w:color w:val="000000"/>
+        </w:rPr>
+        <w:t space="preserve">Certificado</w:t>
       </w:r>
     </w:p>
     <w:p>
       <w:pPr>
         <w:spacing w:before="145" w:after="0"/>
         <w:ind w:left="1831"/>
-        <w:jc w:val="left"/>
-      </w:pPr>
-      <w:r>
-        <w:rPr>
-          <w:rFonts w:ascii="Calibri" w:hAnsi="Calibri" w:cs="Calibri" w:eastAsia="Calibri"/>
-          <w:b w:val="off"/>
-          <w:i w:val="off"/>
-          <w:sz w:val="22"/>
-          <w:color w:val="000000"/>
-        </w:rPr>
-        <w:t>5. en Amsterdam 6. el 08-05-2026</w:t>
+      </w:pPr>
+      <w:r>
+        <w:rPr>
+          <w:rFonts w:ascii="Calibri" w:hAnsi="Calibri" w:cs="Calibri" w:eastAsia="Calibri"/>
+          <w:b w:val="off"/>
+          <w:i w:val="off"/>
+          <w:sz w:val="22"/>
+          <w:color w:val="000000"/>
+        </w:rPr>
+        <w:t space="preserve">5. en Ámsterdam 6. el 8 de mayo de 2026</w:t>
       </w:r>
     </w:p>
     <w:p>
       <w:pPr>
         <w:spacing w:before="0" w:after="0"/>
         <w:ind w:left="1826"/>
-        <w:jc w:val="left"/>
-      </w:pPr>
-      <w:r>
-        <w:rPr>
-          <w:rFonts w:ascii="Calibri" w:hAnsi="Calibri" w:cs="Calibri" w:eastAsia="Calibri"/>
-          <w:b w:val="off"/>
-          <w:i w:val="off"/>
-          <w:sz w:val="22"/>
-          <w:color w:val="000000"/>
-        </w:rPr>
-        <w:t>7. por el secretario del tribunal de distrito de Amsterdam</w:t>
+      </w:pPr>
+      <w:r>
+        <w:rPr>
+          <w:rFonts w:ascii="Calibri" w:hAnsi="Calibri" w:cs="Calibri" w:eastAsia="Calibri"/>
+          <w:b w:val="off"/>
+          <w:i w:val="off"/>
+          <w:sz w:val="22"/>
+          <w:color w:val="000000"/>
+        </w:rPr>
+        <w:t space="preserve">7. por el secretario del Tribunal de Distrito de Ámsterdam</w:t>
       </w:r>
     </w:p>
     <w:p>
       <w:pPr>
         <w:spacing w:before="0" w:after="0"/>
         <w:ind w:left="1826"/>
-        <w:jc w:val="left"/>
-      </w:pPr>
-      <w:r>
-        <w:rPr>
-          <w:rFonts w:ascii="Calibri" w:hAnsi="Calibri" w:cs="Calibri" w:eastAsia="Calibri"/>
-          <w:b w:val="off"/>
-          <w:i w:val="off"/>
-          <w:sz w:val="22"/>
-          <w:color w:val="000000"/>
-        </w:rPr>
-        <w:t>8. nº 11501</w:t>
+      </w:pPr>
+      <w:r>
+        <w:rPr>
+          <w:rFonts w:ascii="Calibri" w:hAnsi="Calibri" w:cs="Calibri" w:eastAsia="Calibri"/>
+          <w:b w:val="off"/>
+          <w:i w:val="on"/>
+          <w:sz w:val="22"/>
+          <w:color w:val="000000"/>
+        </w:rPr>
+        <w:t space="preserve">8.</w:t>
+      </w:r>
+      <w:r>
+        <w:rPr>
+          <w:rFonts w:ascii="Calibri" w:hAnsi="Calibri" w:cs="Calibri" w:eastAsia="Calibri"/>
+          <w:b w:val="off"/>
+          <w:i w:val="off"/>
+          <w:sz w:val="22"/>
+          <w:color w:val="000000"/>
+        </w:rPr>
+        <w:t xml:space="preserve" space="preserve"> n.º 11501</w:t>
       </w:r>
     </w:p>
     <w:p>
       <w:pPr>
         <w:spacing w:before="168" w:after="0"/>
-        <w:ind w:left="1806"/>
-        <w:jc w:val="left"/>
-      </w:pPr>
-      <w:r>
-        <w:rPr>
-          <w:rFonts w:ascii="Calibri" w:hAnsi="Calibri" w:cs="Calibri" w:eastAsia="Calibri"/>
-          <w:b w:val="off"/>
-          <w:i w:val="off"/>
-          <w:sz w:val="22"/>
-          <w:color w:val="000000"/>
-        </w:rPr>
-        <w:t>9. Precinto/sello:</w:t>
+        <w:ind w:left="1811"/>
+      </w:pPr>
+      <w:r>
+        <w:rPr>
+          <w:rFonts w:ascii="Calibri" w:hAnsi="Calibri" w:cs="Calibri" w:eastAsia="Calibri"/>
+          <w:b w:val="off"/>
+          <w:i w:val="off"/>
+          <w:sz w:val="22"/>
+          <w:color w:val="000000"/>
+        </w:rPr>
+        <w:t space="preserve">9. Sello: 10. Firma:</w:t>
       </w:r>
       <w:r>
         <w:drawing>
           <wp:anchor simplePos="false" relativeHeight="251658240" behindDoc="true" locked="false" layoutInCell="true" allowOverlap="true" distT="0" distB="0" distL="0" distR="0">
             <wp:simplePos x="0" y="0"/>
             <wp:positionH relativeFrom="page">
-              <wp:posOffset>2403802</wp:posOffset>
+              <wp:posOffset>2457081</wp:posOffset>
             </wp:positionH>
             <wp:positionV relativeFrom="page">
-              <wp:posOffset>2591365</wp:posOffset>
+              <wp:posOffset>2640150</wp:posOffset>
             </wp:positionV>
-            <wp:extent cx="1866900" cy="1676400"/>
+            <wp:extent cx="1727200" cy="1549400"/>
             <wp:wrapNone/>
             <wp:docPr id="3" name="Drawing 3"/>
             <wp:cNvGraphicFramePr/>
@@ -493,7 +565,7 @@
                   <pic:spPr>
                     <a:xfrm>
                       <a:off x="0" y="0"/>
-                      <a:ext cx="1866900" cy="1676400"/>
+                      <a:ext cx="1727200" cy="1549400"/>
                     </a:xfrm>
                     <a:prstGeom prst="rect">
                       <a:avLst/>
@@ -505,34 +577,17 @@
           </wp:anchor>
         </w:drawing>
       </w:r>
-    </w:p>
-    <w:p>
-      <w:pPr>
-        <w:spacing w:before="0" w:after="0"/>
-        <w:ind w:left="4224"/>
-        <w:jc w:val="center"/>
-      </w:pPr>
-      <w:r>
-        <w:rPr>
-          <w:rFonts w:ascii="Calibri" w:hAnsi="Calibri" w:cs="Calibri" w:eastAsia="Calibri"/>
-          <w:b w:val="off"/>
-          <w:i w:val="off"/>
-          <w:sz w:val="22"/>
-          <w:color w:val="000000"/>
-        </w:rPr>
-        <w:t>Tv. Firma:</w:t>
-      </w:r>
       <w:r>
         <w:drawing>
           <wp:anchor simplePos="false" relativeHeight="251658240" behindDoc="true" locked="false" layoutInCell="true" allowOverlap="true" distT="0" distB="0" distL="0" distR="0">
             <wp:simplePos x="0" y="0"/>
             <wp:positionH relativeFrom="page">
-              <wp:posOffset>661280</wp:posOffset>
+              <wp:posOffset>714559</wp:posOffset>
             </wp:positionH>
             <wp:positionV relativeFrom="page">
-              <wp:posOffset>3199747</wp:posOffset>
+              <wp:posOffset>3248533</wp:posOffset>
             </wp:positionV>
-            <wp:extent cx="2044700" cy="1905000"/>
+            <wp:extent cx="1905000" cy="1765300"/>
             <wp:wrapNone/>
             <wp:docPr id="4" name="Drawing 4"/>
             <wp:cNvGraphicFramePr/>
@@ -554,7 +609,7 @@
                   <pic:spPr>
                     <a:xfrm>
                       <a:off x="0" y="0"/>
-                      <a:ext cx="2044700" cy="1905000"/>
+                      <a:ext cx="1905000" cy="1765300"/>
                     </a:xfrm>
                     <a:prstGeom prst="rect">
                       <a:avLst/>

--- a/output/2026-05-29 - Technical test PRO-003_translated.docx
+++ b/output/2026-05-29 - Technical test PRO-003_translated.docx
@@ -184,7 +184,7 @@
           <w:sz w:val="20"/>
           <w:color w:val="000000"/>
         </w:rPr>
-        <w:t xml:space="preserve" space="preserve">CERTIFICADO DE CONFORMIDAD, de conformidad con el artículo 49, apartado 3, de la Ley de Notarios </w:t>
+        <w:t xml:space="preserve" space="preserve">CERTIFICADO COMO COPIA FIDEL, de conformidad con el artículo 49, apartado 3, de la Ley de Notarios de los Países Bajos </w:t>
       </w:r>
       <w:r>
         <w:rPr>
@@ -194,17 +194,17 @@
           <w:sz w:val="20"/>
           <w:color w:val="000000"/>
         </w:rPr>
-        <w:t space="preserve">(Wet op het Notarisambt)</w:t>
-      </w:r>
-      <w:r>
-        <w:rPr>
-          <w:rFonts w:ascii="Calibri" w:hAnsi="Calibri" w:cs="Calibri" w:eastAsia="Calibri"/>
-          <w:b w:val="off"/>
-          <w:i w:val="off"/>
-          <w:sz w:val="20"/>
-          <w:color w:val="000000"/>
-        </w:rPr>
-        <w:t xml:space="preserve" space="preserve"> de los Países Bajos, de un documento que se utilizó en una formalización celebrada en nuestro despacho el 6 de enero de 2025, por mí, Geert-Jan van Rijthoven, notario de Ámsterdam, Países Bajos. La presente declaración no contiene, en modo alguno, juicio alguno sobre el contenido de dicho documento.</w:t>
+        <w:t space="preserve">(Wet op het Notarisambt),</w:t>
+      </w:r>
+      <w:r>
+        <w:rPr>
+          <w:rFonts w:ascii="Calibri" w:hAnsi="Calibri" w:cs="Calibri" w:eastAsia="Calibri"/>
+          <w:b w:val="off"/>
+          <w:i w:val="off"/>
+          <w:sz w:val="20"/>
+          <w:color w:val="000000"/>
+        </w:rPr>
+        <w:t xml:space="preserve" space="preserve"> de un documento que se utilizó en una formalización celebrada en nuestro despacho el 6 de enero de 2025, por mí, Geert-Jan van Rijthoven, notario de Ámsterdam, Países Bajos. La presente declaración no contiene, en modo alguno, juicio alguno sobre el contenido de dicho documento.</w:t>
       </w:r>
     </w:p>
     <w:p>
@@ -409,7 +409,7 @@
           <w:sz w:val="22"/>
           <w:color w:val="000000"/>
         </w:rPr>
-        <w:t space="preserve">2. Ha sido firmado por el Sr. G.J. van Rijthoven</w:t>
+        <w:t space="preserve">2. ha sido firmado por el Sr. G.J. van Rijthoven</w:t>
       </w:r>
     </w:p>
     <w:p>
@@ -489,7 +489,7 @@
           <w:sz w:val="22"/>
           <w:color w:val="000000"/>
         </w:rPr>
-        <w:t space="preserve">7. por el secretario del Tribunal de Distrito de Ámsterdam</w:t>
+        <w:t space="preserve">7. por el secretario del Juzgado de Primera Instancia de Ámsterdam</w:t>
       </w:r>
     </w:p>
     <w:p>

--- a/output/2026-05-29 - Technical test PRO-003_translated.docx
+++ b/output/2026-05-29 - Technical test PRO-003_translated.docx
@@ -2,117 +2,174 @@
 <file path=word/document.xml><?xml version="1.0" encoding="utf-8"?>
 <w:document xmlns:w="http://schemas.openxmlformats.org/wordprocessingml/2006/main" xmlns:wp="http://schemas.openxmlformats.org/drawingml/2006/wordprocessingDrawing" xmlns:r="http://schemas.openxmlformats.org/officeDocument/2006/relationships">
   <w:body>
+    <w:tbl>
+      <w:tblPr>
+        <w:tblW w:w="11159" w:type="dxa"/>
+        <w:tblBorders>
+          <w:top w:val="none" w:sz="0" w:space="0" w:color="FFFFFF"/>
+          <w:left w:val="none" w:sz="0" w:space="0" w:color="FFFFFF"/>
+          <w:bottom w:val="none" w:sz="0" w:space="0" w:color="FFFFFF"/>
+          <w:right w:val="none" w:sz="0" w:space="0" w:color="FFFFFF"/>
+          <w:insideH w:val="none" w:sz="0" w:space="0" w:color="FFFFFF"/>
+          <w:insideV w:val="none" w:sz="0" w:space="0" w:color="FFFFFF"/>
+        </w:tblBorders>
+        <w:tblCellMar/>
+      </w:tblPr>
+      <w:tr>
+        <w:tc>
+          <w:tcPr>
+            <w:tcW w:w="2275" w:type="dxa"/>
+          </w:tcPr>
+          <w:p>
+            <w:pPr>
+              <w:spacing w:before="0" w:after="0"/>
+            </w:pPr>
+          </w:p>
+        </w:tc>
+        <w:tc>
+          <w:tcPr>
+            <w:tcW w:w="2941" w:type="dxa"/>
+          </w:tcPr>
+          <w:p>
+            <w:pPr>
+              <w:spacing w:before="0" w:after="0"/>
+            </w:pPr>
+            <w:r>
+              <w:rPr>
+                <w:rFonts w:ascii="Calibri" w:hAnsi="Calibri" w:cs="Calibri" w:eastAsia="Calibri"/>
+                <w:b w:val="off"/>
+                <w:i w:val="off"/>
+                <w:sz w:val="22"/>
+                <w:color w:val="000000"/>
+              </w:rPr>
+              <w:t space="preserve">GJVR/MXNG/1001307073/20240070</w:t>
+            </w:r>
+          </w:p>
+        </w:tc>
+        <w:tc>
+          <w:tcPr>
+            <w:tcW w:w="1589" w:type="dxa"/>
+          </w:tcPr>
+          <w:p>
+            <w:pPr>
+              <w:spacing w:before="0" w:after="0"/>
+            </w:pPr>
+          </w:p>
+        </w:tc>
+        <w:tc>
+          <w:tcPr>
+            <w:tcW w:w="4353" w:type="dxa"/>
+          </w:tcPr>
+          <w:p>
+            <w:pPr>
+              <w:spacing w:before="0" w:after="0"/>
+            </w:pPr>
+            <w:r>
+              <w:rPr>
+                <w:rFonts w:ascii="Calibri" w:hAnsi="Calibri" w:cs="Calibri" w:eastAsia="Calibri"/>
+                <w:b w:val="on"/>
+                <w:i w:val="off"/>
+                <w:sz w:val="48"/>
+                <w:color w:val="000000"/>
+              </w:rPr>
+              <w:t space="preserve">NORTON</w:t>
+            </w:r>
+            <w:r>
+              <w:rPr>
+                <w:rFonts w:ascii="Calibri" w:hAnsi="Calibri" w:cs="Calibri" w:eastAsia="Calibri"/>
+                <w:b w:val="on"/>
+                <w:i w:val="off"/>
+                <w:sz w:val="48"/>
+                <w:color w:val="000000"/>
+              </w:rPr>
+              <w:t xml:space="preserve" space="preserve"> </w:t>
+            </w:r>
+            <w:r>
+              <w:rPr>
+                <w:rFonts w:ascii="Calibri" w:hAnsi="Calibri" w:cs="Calibri" w:eastAsia="Calibri"/>
+                <w:b w:val="on"/>
+                <w:i w:val="off"/>
+                <w:sz w:val="48"/>
+                <w:color w:val="000000"/>
+              </w:rPr>
+              <w:t space="preserve">ROSE</w:t>
+            </w:r>
+            <w:r>
+              <w:rPr>
+                <w:rFonts w:ascii="Calibri" w:hAnsi="Calibri" w:cs="Calibri" w:eastAsia="Calibri"/>
+                <w:b w:val="on"/>
+                <w:i w:val="off"/>
+                <w:sz w:val="48"/>
+                <w:color w:val="000000"/>
+              </w:rPr>
+              <w:t xml:space="preserve" space="preserve"> </w:t>
+            </w:r>
+            <w:r>
+              <w:rPr>
+                <w:rFonts w:ascii="Calibri" w:hAnsi="Calibri" w:cs="Calibri" w:eastAsia="Calibri"/>
+                <w:b w:val="on"/>
+                <w:i w:val="off"/>
+                <w:sz w:val="48"/>
+                <w:color w:val="000000"/>
+              </w:rPr>
+              <w:t space="preserve">FULBRIGHT</w:t>
+            </w:r>
+            <w:r>
+              <w:drawing>
+                <wp:anchor simplePos="false" relativeHeight="251658240" behindDoc="true" locked="false" layoutInCell="true" allowOverlap="true" distT="0" distB="0" distL="0" distR="0">
+                  <wp:simplePos x="0" y="0"/>
+                  <wp:positionH relativeFrom="page">
+                    <wp:posOffset>564125</wp:posOffset>
+                  </wp:positionH>
+                  <wp:positionV relativeFrom="page">
+                    <wp:posOffset>487853</wp:posOffset>
+                  </wp:positionV>
+                  <wp:extent cx="1244600" cy="1282700"/>
+                  <wp:wrapNone/>
+                  <wp:docPr id="0" name="Drawing 0"/>
+                  <wp:cNvGraphicFramePr/>
+                  <a:graphic xmlns:a="http://schemas.openxmlformats.org/drawingml/2006/main">
+                    <a:graphicData uri="http://schemas.openxmlformats.org/drawingml/2006/picture">
+                      <pic:pic xmlns:pic="http://schemas.openxmlformats.org/drawingml/2006/picture">
+                        <pic:nvPicPr>
+                          <pic:cNvPr id="0" name="Picture 0" descr="artifact_3.png"/>
+                          <pic:cNvPicPr>
+                            <a:picLocks noChangeAspect="true"/>
+                          </pic:cNvPicPr>
+                        </pic:nvPicPr>
+                        <pic:blipFill>
+                          <a:blip r:embed="rId2"/>
+                          <a:stretch>
+                            <a:fillRect/>
+                          </a:stretch>
+                        </pic:blipFill>
+                        <pic:spPr>
+                          <a:xfrm>
+                            <a:off x="0" y="0"/>
+                            <a:ext cx="1244600" cy="1282700"/>
+                          </a:xfrm>
+                          <a:prstGeom prst="rect">
+                            <a:avLst/>
+                          </a:prstGeom>
+                        </pic:spPr>
+                      </pic:pic>
+                    </a:graphicData>
+                  </a:graphic>
+                </wp:anchor>
+              </w:drawing>
+            </w:r>
+          </w:p>
+        </w:tc>
+      </w:tr>
+    </w:tbl>
     <w:p>
       <w:pPr>
         <w:spacing w:before="714" w:after="0"/>
-        <w:ind w:left="2275"/>
-      </w:pPr>
-      <w:r>
-        <w:rPr>
-          <w:rFonts w:ascii="Calibri" w:hAnsi="Calibri" w:cs="Calibri" w:eastAsia="Calibri"/>
-          <w:b w:val="off"/>
-          <w:i w:val="off"/>
-          <w:sz w:val="22"/>
-          <w:color w:val="000000"/>
-        </w:rPr>
-        <w:t space="preserve">GJVR/MXNG/1001307073/20240070</w:t>
-      </w:r>
-      <w:r>
-        <w:t xml:space="preserve" space="preserve">               </w:t>
-      </w:r>
-      <w:r>
-        <w:rPr>
-          <w:rFonts w:ascii="Calibri" w:hAnsi="Calibri" w:cs="Calibri" w:eastAsia="Calibri"/>
-          <w:b w:val="on"/>
-          <w:i w:val="off"/>
-          <w:sz w:val="48"/>
-          <w:color w:val="000000"/>
-        </w:rPr>
-        <w:t space="preserve">NORTON</w:t>
-      </w:r>
-      <w:r>
-        <w:rPr>
-          <w:rFonts w:ascii="Calibri" w:hAnsi="Calibri" w:cs="Calibri" w:eastAsia="Calibri"/>
-          <w:b w:val="on"/>
-          <w:i w:val="off"/>
-          <w:sz w:val="48"/>
-          <w:color w:val="000000"/>
-        </w:rPr>
-        <w:t xml:space="preserve" space="preserve"> </w:t>
-      </w:r>
-      <w:r>
-        <w:rPr>
-          <w:rFonts w:ascii="Calibri" w:hAnsi="Calibri" w:cs="Calibri" w:eastAsia="Calibri"/>
-          <w:b w:val="on"/>
-          <w:i w:val="off"/>
-          <w:sz w:val="48"/>
-          <w:color w:val="000000"/>
-        </w:rPr>
-        <w:t space="preserve">ROSE</w:t>
-      </w:r>
-      <w:r>
-        <w:rPr>
-          <w:rFonts w:ascii="Calibri" w:hAnsi="Calibri" w:cs="Calibri" w:eastAsia="Calibri"/>
-          <w:b w:val="on"/>
-          <w:i w:val="off"/>
-          <w:sz w:val="48"/>
-          <w:color w:val="000000"/>
-        </w:rPr>
-        <w:t xml:space="preserve" space="preserve"> </w:t>
-      </w:r>
-      <w:r>
-        <w:rPr>
-          <w:rFonts w:ascii="Calibri" w:hAnsi="Calibri" w:cs="Calibri" w:eastAsia="Calibri"/>
-          <w:b w:val="on"/>
-          <w:i w:val="off"/>
-          <w:sz w:val="48"/>
-          <w:color w:val="000000"/>
-        </w:rPr>
-        <w:t space="preserve">FULBRIGHT</w:t>
-      </w:r>
-      <w:r>
-        <w:drawing>
-          <wp:anchor simplePos="false" relativeHeight="251658240" behindDoc="true" locked="false" layoutInCell="true" allowOverlap="true" distT="0" distB="0" distL="0" distR="0">
-            <wp:simplePos x="0" y="0"/>
-            <wp:positionH relativeFrom="page">
-              <wp:posOffset>564125</wp:posOffset>
-            </wp:positionH>
-            <wp:positionV relativeFrom="page">
-              <wp:posOffset>487853</wp:posOffset>
-            </wp:positionV>
-            <wp:extent cx="1244600" cy="1282700"/>
-            <wp:wrapNone/>
-            <wp:docPr id="0" name="Drawing 0"/>
-            <wp:cNvGraphicFramePr/>
-            <a:graphic xmlns:a="http://schemas.openxmlformats.org/drawingml/2006/main">
-              <a:graphicData uri="http://schemas.openxmlformats.org/drawingml/2006/picture">
-                <pic:pic xmlns:pic="http://schemas.openxmlformats.org/drawingml/2006/picture">
-                  <pic:nvPicPr>
-                    <pic:cNvPr id="0" name="Picture 0" descr="artifact_3.png"/>
-                    <pic:cNvPicPr>
-                      <a:picLocks noChangeAspect="true"/>
-                    </pic:cNvPicPr>
-                  </pic:nvPicPr>
-                  <pic:blipFill>
-                    <a:blip r:embed="rId2"/>
-                    <a:stretch>
-                      <a:fillRect/>
-                    </a:stretch>
-                  </pic:blipFill>
-                  <pic:spPr>
-                    <a:xfrm>
-                      <a:off x="0" y="0"/>
-                      <a:ext cx="1244600" cy="1282700"/>
-                    </a:xfrm>
-                    <a:prstGeom prst="rect">
-                      <a:avLst/>
-                    </a:prstGeom>
-                  </pic:spPr>
-                </pic:pic>
-              </a:graphicData>
-            </a:graphic>
-          </wp:anchor>
-        </w:drawing>
+      </w:pPr>
+      <w:r>
+        <w:rPr>
+          <w:sz w:val="2"/>
+        </w:rPr>
       </w:r>
     </w:p>
     <w:p>
@@ -184,7 +241,7 @@
           <w:sz w:val="20"/>
           <w:color w:val="000000"/>
         </w:rPr>
-        <w:t xml:space="preserve" space="preserve">CERTIFICADO COMO COPIA FIDEL, de conformidad con el artículo 49, apartado 3, de la Ley de Notarios de los Países Bajos </w:t>
+        <w:t xml:space="preserve" space="preserve">CERTIFICADO DE CONFORMIDAD, de conformidad con el artículo 49, apartado 3, de la Ley de Notarios de los Países Bajos </w:t>
       </w:r>
       <w:r>
         <w:rPr>
@@ -495,33 +552,23 @@
     <w:p>
       <w:pPr>
         <w:spacing w:before="0" w:after="0"/>
-        <w:ind w:left="1826"/>
-      </w:pPr>
-      <w:r>
-        <w:rPr>
-          <w:rFonts w:ascii="Calibri" w:hAnsi="Calibri" w:cs="Calibri" w:eastAsia="Calibri"/>
-          <w:b w:val="off"/>
-          <w:i w:val="on"/>
-          <w:sz w:val="22"/>
-          <w:color w:val="000000"/>
-        </w:rPr>
-        <w:t space="preserve">8.</w:t>
-      </w:r>
-      <w:r>
-        <w:rPr>
-          <w:rFonts w:ascii="Calibri" w:hAnsi="Calibri" w:cs="Calibri" w:eastAsia="Calibri"/>
-          <w:b w:val="off"/>
-          <w:i w:val="off"/>
-          <w:sz w:val="22"/>
-          <w:color w:val="000000"/>
-        </w:rPr>
-        <w:t xml:space="preserve" space="preserve"> n.º 11501</w:t>
-      </w:r>
-    </w:p>
-    <w:p>
-      <w:pPr>
-        <w:spacing w:before="168" w:after="0"/>
-        <w:ind w:left="1811"/>
+        <w:ind w:left="1831"/>
+      </w:pPr>
+      <w:r>
+        <w:rPr>
+          <w:rFonts w:ascii="Calibri" w:hAnsi="Calibri" w:cs="Calibri" w:eastAsia="Calibri"/>
+          <w:b w:val="off"/>
+          <w:i w:val="off"/>
+          <w:sz w:val="22"/>
+          <w:color w:val="000000"/>
+        </w:rPr>
+        <w:t space="preserve">8. n.º 11501</w:t>
+      </w:r>
+    </w:p>
+    <w:p>
+      <w:pPr>
+        <w:spacing w:before="141" w:after="0"/>
+        <w:ind w:left="1781"/>
       </w:pPr>
       <w:r>
         <w:rPr>
@@ -582,12 +629,12 @@
           <wp:anchor simplePos="false" relativeHeight="251658240" behindDoc="true" locked="false" layoutInCell="true" allowOverlap="true" distT="0" distB="0" distL="0" distR="0">
             <wp:simplePos x="0" y="0"/>
             <wp:positionH relativeFrom="page">
-              <wp:posOffset>714559</wp:posOffset>
+              <wp:posOffset>702023</wp:posOffset>
             </wp:positionH>
             <wp:positionV relativeFrom="page">
-              <wp:posOffset>3248533</wp:posOffset>
+              <wp:posOffset>3219835</wp:posOffset>
             </wp:positionV>
-            <wp:extent cx="1905000" cy="1765300"/>
+            <wp:extent cx="1930400" cy="1803400"/>
             <wp:wrapNone/>
             <wp:docPr id="4" name="Drawing 4"/>
             <wp:cNvGraphicFramePr/>
@@ -609,7 +656,7 @@
                   <pic:spPr>
                     <a:xfrm>
                       <a:off x="0" y="0"/>
-                      <a:ext cx="1905000" cy="1765300"/>
+                      <a:ext cx="1930400" cy="1803400"/>
                     </a:xfrm>
                     <a:prstGeom prst="rect">
                       <a:avLst/>
